--- a/nodes.docx
+++ b/nodes.docx
@@ -4,257 +4,652 @@
   <w:body>
     <w:p>
       <w:r>
-        <w:t>0, 0, 0</w:t>
-      </w:r>
-    </w:p>
-    <w:p>
-      <w:r>
-        <w:t>(10 0 0)</w:t>
-      </w:r>
-    </w:p>
-    <w:p>
-      <w:r>
-        <w:t>20,0,0</w:t>
-      </w:r>
-    </w:p>
-    <w:p>
-      <w:r>
-        <w:t>(30, 0, 0)</w:t>
-      </w:r>
-    </w:p>
-    <w:p>
-      <w:r>
-        <w:t>40 0 0</w:t>
-      </w:r>
-    </w:p>
-    <w:p>
-      <w:r>
-        <w:t>50, 0 ,0</w:t>
-      </w:r>
-    </w:p>
-    <w:p>
-      <w:r>
-        <w:t>(60 0 0)</w:t>
-      </w:r>
-    </w:p>
-    <w:p>
-      <w:r>
-        <w:t>70,0 , 0</w:t>
-      </w:r>
-    </w:p>
-    <w:p>
-      <w:r>
-        <w:t>80  ,0,0</w:t>
-      </w:r>
-    </w:p>
-    <w:p>
-      <w:r>
-        <w:t>90 0 0</w:t>
-      </w:r>
-    </w:p>
-    <w:p/>
-    <w:p>
-      <w:r>
-        <w:t>0 10 0</w:t>
-      </w:r>
-    </w:p>
-    <w:p>
-      <w:r>
-        <w:t>10, 10, 0</w:t>
-      </w:r>
-    </w:p>
-    <w:p>
-      <w:r>
-        <w:t>(20, 10, 0)</w:t>
-      </w:r>
-    </w:p>
-    <w:p>
-      <w:r>
-        <w:t>30,10,0</w:t>
-      </w:r>
-    </w:p>
-    <w:p>
-      <w:r>
-        <w:t>40 10 0</w:t>
-      </w:r>
-    </w:p>
-    <w:p>
-      <w:r>
-        <w:t>(50 10 0)</w:t>
-      </w:r>
-    </w:p>
-    <w:p>
-      <w:r>
-        <w:t>60 , 10 , 0</w:t>
-      </w:r>
-    </w:p>
-    <w:p>
-      <w:r>
-        <w:t>(70,10,0)</w:t>
-      </w:r>
-    </w:p>
-    <w:p>
-      <w:r>
-        <w:t>80 10 0</w:t>
-      </w:r>
-    </w:p>
-    <w:p>
-      <w:r>
-        <w:t>90,10,0</w:t>
-      </w:r>
-    </w:p>
-    <w:p/>
-    <w:p>
-      <w:r>
-        <w:t>(0, 20, 0)</w:t>
-      </w:r>
-    </w:p>
-    <w:p>
-      <w:r>
-        <w:t>10 20 0</w:t>
-      </w:r>
-    </w:p>
-    <w:p>
-      <w:r>
-        <w:t>20, 20 , 0</w:t>
-      </w:r>
-    </w:p>
-    <w:p>
-      <w:r>
-        <w:t>(30 20 0)</w:t>
-      </w:r>
-    </w:p>
-    <w:p>
-      <w:r>
-        <w:t>40 20 0</w:t>
-      </w:r>
-    </w:p>
-    <w:p>
-      <w:r>
-        <w:t>50 , 20 , 0</w:t>
-      </w:r>
-    </w:p>
-    <w:p>
+        <w:t>0.300, 0.000, 0.000</w:t>
+      </w:r>
+      <w:r>
+        <w:br/>
+        <w:t>0.243, 0.212, 0.000</w:t>
+      </w:r>
+      <w:r>
+        <w:br/>
+        <w:t>0.093, 0.342, 0.000</w:t>
+      </w:r>
+      <w:r>
+        <w:br/>
+        <w:t>-0.093, 0.342, 0.000</w:t>
+      </w:r>
+      <w:r>
+        <w:br/>
+        <w:t>-0.243, 0.212, 0.000</w:t>
+      </w:r>
+      <w:r>
+        <w:br/>
+        <w:t>-0.300, 0.000, 0.000</w:t>
+      </w:r>
+      <w:r>
+        <w:br/>
+        <w:t>-0.243, -0.212, 0.000</w:t>
+      </w:r>
+      <w:r>
+        <w:br/>
+        <w:t>-0.093, -0.342, 0.000</w:t>
+      </w:r>
+      <w:r>
+        <w:br/>
+        <w:t>0.093, -0.342, 0.000</w:t>
+      </w:r>
+      <w:r>
+        <w:br/>
+        <w:t>0.243, -0.212, 0.000</w:t>
+      </w:r>
+      <w:r>
+        <w:br/>
+        <w:t>0.297, 0.000, 0.200</w:t>
+      </w:r>
+      <w:r>
+        <w:br/>
+        <w:t>0.239, 0.209, 0.200</w:t>
+      </w:r>
+      <w:r>
+        <w:br/>
+        <w:t>0.092, 0.337, 0.200</w:t>
+      </w:r>
+      <w:r>
+        <w:br/>
+        <w:t>-0.083, 0.337, 0.200</w:t>
+      </w:r>
+      <w:r>
+        <w:br/>
+        <w:t>-0.230, 0.209, 0.200</w:t>
+      </w:r>
+      <w:r>
+        <w:br/>
+        <w:t>-0.287, 0.000, 0.200</w:t>
+      </w:r>
+      <w:r>
+        <w:br/>
+        <w:t>-0.230, -0.209, 0.200</w:t>
+      </w:r>
+      <w:r>
+        <w:br/>
+        <w:t>-0.083, -0.337, 0.200</w:t>
+      </w:r>
+      <w:r>
+        <w:br/>
+        <w:t>0.092, -0.337, 0.200</w:t>
+      </w:r>
+      <w:r>
+        <w:br/>
+        <w:t>0.239, -0.209, 0.200</w:t>
+      </w:r>
+      <w:r>
+        <w:br/>
+        <w:t>0.293, 0.000, 0.400</w:t>
+      </w:r>
+      <w:r>
+        <w:br/>
+        <w:t>0.236, 0.206, 0.400</w:t>
+      </w:r>
+      <w:r>
+        <w:br/>
+        <w:t>0.091, 0.332, 0.400</w:t>
+      </w:r>
+      <w:r>
+        <w:br/>
+        <w:t>-0.073, 0.332, 0.400</w:t>
+      </w:r>
+      <w:r>
+        <w:br/>
+        <w:t>-0.217, 0.206, 0.400</w:t>
+      </w:r>
+      <w:r>
+        <w:br/>
+        <w:t>-0.273, 0.000, 0.400</w:t>
+      </w:r>
+      <w:r>
+        <w:br/>
+        <w:t>-0.217, -0.206, 0.400</w:t>
+      </w:r>
+      <w:r>
+        <w:br/>
+        <w:t>-0.073, -0.332, 0.400</w:t>
+      </w:r>
+      <w:r>
+        <w:br/>
+        <w:t>0.091, -0.332, 0.400</w:t>
+      </w:r>
+      <w:r>
+        <w:br/>
+        <w:t>0.236, -0.206, 0.400</w:t>
+      </w:r>
+      <w:r>
+        <w:br/>
+        <w:t>0.287, 0.000, 0.600</w:t>
+      </w:r>
+      <w:r>
+        <w:br/>
+        <w:t>0.232, 0.202, 0.600</w:t>
+      </w:r>
+      <w:r>
+        <w:br/>
+        <w:t>0.089, 0.326, 0.600</w:t>
+      </w:r>
+      <w:r>
+        <w:br/>
+        <w:t>-0.063, 0.326, 0.600</w:t>
+      </w:r>
+      <w:r>
+        <w:br/>
+        <w:t>-0.204, 0.202, 0.600</w:t>
+      </w:r>
+      <w:r>
+        <w:br/>
+        <w:t>-0.259, 0.000, 0.600</w:t>
+      </w:r>
+      <w:r>
+        <w:br/>
+        <w:t>-0.204, -0.202, 0.600</w:t>
+      </w:r>
+      <w:r>
+        <w:br/>
+        <w:t>-0.063, -0.326, 0.600</w:t>
+      </w:r>
+      <w:r>
+        <w:br/>
+        <w:t>0.089, -0.326, 0.600</w:t>
+      </w:r>
+      <w:r>
+        <w:br/>
+        <w:t>0.232, -0.202, 0.600</w:t>
+      </w:r>
+      <w:r>
+        <w:br/>
+        <w:t>0.280, 0.000, 0.800</w:t>
+      </w:r>
+      <w:r>
+        <w:br/>
+      </w:r>
       <w:r>
         <w:lastRenderedPageBreak/>
-        <w:t>(60 20 0)</w:t>
-      </w:r>
-    </w:p>
-    <w:p>
-      <w:r>
-        <w:t>70 20, 0</w:t>
-      </w:r>
-    </w:p>
-    <w:p>
-      <w:r>
-        <w:t>80 20 0</w:t>
-      </w:r>
-    </w:p>
-    <w:p>
-      <w:r>
-        <w:t>(90 20 0)</w:t>
-      </w:r>
-    </w:p>
-    <w:p/>
-    <w:p>
-      <w:r>
-        <w:t>0 30 0</w:t>
-      </w:r>
-    </w:p>
-    <w:p>
-      <w:r>
-        <w:t>(10,30,0)</w:t>
-      </w:r>
-    </w:p>
-    <w:p>
-      <w:r>
-        <w:t>20,30,0</w:t>
-      </w:r>
-    </w:p>
-    <w:p>
-      <w:r>
-        <w:t>30 30 0</w:t>
-      </w:r>
-    </w:p>
-    <w:p>
-      <w:r>
-        <w:t>(40 30 0)</w:t>
-      </w:r>
-    </w:p>
-    <w:p>
-      <w:r>
-        <w:t>50,30,0</w:t>
-      </w:r>
-    </w:p>
-    <w:p>
-      <w:r>
-        <w:t>60,30 , 0</w:t>
-      </w:r>
-    </w:p>
-    <w:p>
-      <w:r>
-        <w:t>70, 30 ,0</w:t>
-      </w:r>
-    </w:p>
-    <w:p>
-      <w:r>
-        <w:t>80 30 0</w:t>
-      </w:r>
-    </w:p>
-    <w:p>
-      <w:r>
-        <w:t>(90 30 0)</w:t>
-      </w:r>
-    </w:p>
-    <w:p/>
-    <w:p>
-      <w:r>
-        <w:t>0 40 0</w:t>
-      </w:r>
-    </w:p>
-    <w:p>
-      <w:r>
-        <w:t>10,40,0</w:t>
-      </w:r>
-    </w:p>
-    <w:p>
-      <w:r>
-        <w:t>(20 40 0)</w:t>
-      </w:r>
-    </w:p>
-    <w:p>
-      <w:r>
-        <w:t>30,40 ,0</w:t>
-      </w:r>
-    </w:p>
-    <w:p>
-      <w:r>
-        <w:t>40 40 0</w:t>
-      </w:r>
-    </w:p>
-    <w:p>
-      <w:r>
-        <w:t>50 40, 0</w:t>
-      </w:r>
-    </w:p>
-    <w:p>
-      <w:r>
-        <w:t>(60 40 0)</w:t>
-      </w:r>
-    </w:p>
-    <w:p>
-      <w:r>
-        <w:t>70,40,0</w:t>
-      </w:r>
-    </w:p>
-    <w:p>
-      <w:r>
-        <w:t>80 40 0</w:t>
-      </w:r>
-    </w:p>
-    <w:p>
-      <w:r>
-        <w:t>90,40,0</w:t>
+        <w:t>0.226, 0.197, 0.800</w:t>
+      </w:r>
+      <w:r>
+        <w:br/>
+        <w:t>0.087, 0.318, 0.800</w:t>
+      </w:r>
+      <w:r>
+        <w:br/>
+        <w:t>-0.053, 0.318, 0.800</w:t>
+      </w:r>
+      <w:r>
+        <w:br/>
+        <w:t>-0.190, 0.197, 0.800</w:t>
+      </w:r>
+      <w:r>
+        <w:br/>
+        <w:t>-0.243, 0.000, 0.800</w:t>
+      </w:r>
+      <w:r>
+        <w:br/>
+        <w:t>-0.190, -0.197, 0.800</w:t>
+      </w:r>
+      <w:r>
+        <w:br/>
+        <w:t>-0.053, -0.318, 0.800</w:t>
+      </w:r>
+      <w:r>
+        <w:br/>
+        <w:t>0.087, -0.318, 0.800</w:t>
+      </w:r>
+      <w:r>
+        <w:br/>
+        <w:t>0.226, -0.197, 0.800</w:t>
+      </w:r>
+      <w:r>
+        <w:br/>
+        <w:t>0.270, 0.000, 1.000</w:t>
+      </w:r>
+      <w:r>
+        <w:br/>
+        <w:t>0.218, 0.190, 1.000</w:t>
+      </w:r>
+      <w:r>
+        <w:br/>
+        <w:t>0.084, 0.306, 1.000</w:t>
+      </w:r>
+      <w:r>
+        <w:br/>
+        <w:t>-0.043, 0.306, 1.000</w:t>
+      </w:r>
+      <w:r>
+        <w:br/>
+        <w:t>-0.175, 0.190, 1.000</w:t>
+      </w:r>
+      <w:r>
+        <w:br/>
+        <w:t>-0.225, 0.000, 1.000</w:t>
+      </w:r>
+      <w:r>
+        <w:br/>
+        <w:t>-0.175, -0.190, 1.000</w:t>
+      </w:r>
+      <w:r>
+        <w:br/>
+        <w:t>-0.043, -0.306, 1.000</w:t>
+      </w:r>
+      <w:r>
+        <w:br/>
+        <w:t>0.084, -0.306, 1.000</w:t>
+      </w:r>
+      <w:r>
+        <w:br/>
+        <w:t>0.218, -0.190, 1.000</w:t>
+      </w:r>
+      <w:r>
+        <w:br/>
+        <w:t>0.260, 0.000, 1.200</w:t>
+      </w:r>
+      <w:r>
+        <w:br/>
+        <w:t>0.210, 0.183, 1.200</w:t>
+      </w:r>
+      <w:r>
+        <w:br/>
+        <w:t>0.081, 0.295, 1.200</w:t>
+      </w:r>
+      <w:r>
+        <w:br/>
+        <w:t>-0.033, 0.295, 1.200</w:t>
+      </w:r>
+      <w:r>
+        <w:br/>
+        <w:t>-0.160, 0.183, 1.200</w:t>
+      </w:r>
+      <w:r>
+        <w:br/>
+        <w:t>-0.208, 0.000, 1.200</w:t>
+      </w:r>
+      <w:r>
+        <w:br/>
+        <w:t>-0.160, -0.183, 1.200</w:t>
+      </w:r>
+      <w:r>
+        <w:br/>
+        <w:t>-0.033, -0.295, 1.200</w:t>
+      </w:r>
+      <w:r>
+        <w:br/>
+        <w:t>0.081, -0.295, 1.200</w:t>
+      </w:r>
+      <w:r>
+        <w:br/>
+        <w:t>0.210, -0.183, 1.200</w:t>
+      </w:r>
+      <w:r>
+        <w:br/>
+        <w:t>0.250, 0.000, 1.400</w:t>
+      </w:r>
+      <w:r>
+        <w:br/>
+        <w:t>0.202, 0.176, 1.400</w:t>
+      </w:r>
+      <w:r>
+        <w:br/>
+        <w:t>0.078, 0.284, 1.400</w:t>
+      </w:r>
+      <w:r>
+        <w:br/>
+        <w:t>-0.023, 0.284, 1.400</w:t>
+      </w:r>
+      <w:r>
+        <w:br/>
+        <w:t>-0.145, 0.176, 1.400</w:t>
+      </w:r>
+      <w:r>
+        <w:br/>
+        <w:t>-0.190, 0.000, 1.400</w:t>
+      </w:r>
+      <w:r>
+        <w:br/>
+        <w:t>-0.145, -0.176, 1.400</w:t>
+      </w:r>
+      <w:r>
+        <w:br/>
+        <w:t>-0.023, -0.284, 1.400</w:t>
+      </w:r>
+      <w:r>
+        <w:br/>
+        <w:t>0.078, -0.284, 1.400</w:t>
+      </w:r>
+      <w:r>
+        <w:br/>
+        <w:t>0.202, -0.176, 1.400</w:t>
+      </w:r>
+      <w:r>
+        <w:br/>
+        <w:t>0.240, 0.000, 1.600</w:t>
+      </w:r>
+      <w:r>
+        <w:br/>
+        <w:t>0.194, 0.169, 1.600</w:t>
+      </w:r>
+      <w:r>
+        <w:br/>
+      </w:r>
+      <w:r>
+        <w:lastRenderedPageBreak/>
+        <w:t>0.075, 0.273, 1.600</w:t>
+      </w:r>
+      <w:r>
+        <w:br/>
+        <w:t>-0.013, 0.273, 1.600</w:t>
+      </w:r>
+      <w:r>
+        <w:br/>
+        <w:t>-0.130, 0.169, 1.600</w:t>
+      </w:r>
+      <w:r>
+        <w:br/>
+        <w:t>-0.173, 0.000, 1.600</w:t>
+      </w:r>
+      <w:r>
+        <w:br/>
+        <w:t>-0.130, -0.169, 1.600</w:t>
+      </w:r>
+      <w:r>
+        <w:br/>
+        <w:t>-0.013, -0.273, 1.600</w:t>
+      </w:r>
+      <w:r>
+        <w:br/>
+        <w:t>0.075, -0.273, 1.600</w:t>
+      </w:r>
+      <w:r>
+        <w:br/>
+        <w:t>0.194, -0.169, 1.600</w:t>
+      </w:r>
+      <w:r>
+        <w:br/>
+        <w:t>0.230, 0.000, 1.800</w:t>
+      </w:r>
+      <w:r>
+        <w:br/>
+        <w:t>0.186, 0.162, 1.800</w:t>
+      </w:r>
+      <w:r>
+        <w:br/>
+        <w:t>0.072, 0.262, 1.800</w:t>
+      </w:r>
+      <w:r>
+        <w:br/>
+        <w:t>-0.003, 0.262, 1.800</w:t>
+      </w:r>
+      <w:r>
+        <w:br/>
+        <w:t>-0.115, 0.162, 1.800</w:t>
+      </w:r>
+      <w:r>
+        <w:br/>
+        <w:t>-0.155, 0.000, 1.800</w:t>
+      </w:r>
+      <w:r>
+        <w:br/>
+        <w:t>-0.115, -0.162, 1.800</w:t>
+      </w:r>
+      <w:r>
+        <w:br/>
+        <w:t>-0.003, -0.262, 1.800</w:t>
+      </w:r>
+      <w:r>
+        <w:br/>
+        <w:t>0.072, -0.262, 1.800</w:t>
+      </w:r>
+      <w:r>
+        <w:br/>
+        <w:t>0.186, -0.162, 1.800</w:t>
+      </w:r>
+      <w:r>
+        <w:br/>
+        <w:t>0.220, 0.000, 2.000</w:t>
+      </w:r>
+      <w:r>
+        <w:br/>
+        <w:t>0.178, 0.155, 2.000</w:t>
+      </w:r>
+      <w:r>
+        <w:br/>
+        <w:t>0.069, 0.251, 2.000</w:t>
+      </w:r>
+      <w:r>
+        <w:br/>
+        <w:t>0.007, 0.251, 2.000</w:t>
+      </w:r>
+      <w:r>
+        <w:br/>
+        <w:t>-0.100, 0.155, 2.000</w:t>
+      </w:r>
+      <w:r>
+        <w:br/>
+        <w:t>-0.138, 0.000, 2.000</w:t>
+      </w:r>
+      <w:r>
+        <w:br/>
+        <w:t>-0.100, -0.155, 2.000</w:t>
+      </w:r>
+      <w:r>
+        <w:br/>
+        <w:t>0.007, -0.251, 2.000</w:t>
+      </w:r>
+      <w:r>
+        <w:br/>
+        <w:t>0.069, -0.251, 2.000</w:t>
+      </w:r>
+      <w:r>
+        <w:br/>
+        <w:t>0.178, -0.155, 2.000</w:t>
+      </w:r>
+      <w:r>
+        <w:br/>
+        <w:t>0.210, 0.000, 2.200</w:t>
+      </w:r>
+      <w:r>
+        <w:br/>
+        <w:t>0.170, 0.148, 2.200</w:t>
+      </w:r>
+      <w:r>
+        <w:br/>
+        <w:t>0.066, 0.240, 2.200</w:t>
+      </w:r>
+      <w:r>
+        <w:br/>
+        <w:t>0.017, 0.240, 2.200</w:t>
+      </w:r>
+      <w:r>
+        <w:br/>
+        <w:t>-0.085, 0.148, 2.200</w:t>
+      </w:r>
+      <w:r>
+        <w:br/>
+        <w:t>-0.120, 0.000, 2.200</w:t>
+      </w:r>
+      <w:r>
+        <w:br/>
+        <w:t>-0.085, -0.148, 2.200</w:t>
+      </w:r>
+      <w:r>
+        <w:br/>
+        <w:t>0.017, -0.240, 2.200</w:t>
+      </w:r>
+      <w:r>
+        <w:br/>
+        <w:t>0.066, -0.240, 2.200</w:t>
+      </w:r>
+      <w:r>
+        <w:br/>
+        <w:t>0.170, -0.148, 2.200</w:t>
+      </w:r>
+      <w:r>
+        <w:br/>
+        <w:t>0.200, 0.000, 2.400</w:t>
+      </w:r>
+      <w:r>
+        <w:br/>
+        <w:t>0.162, 0.141, 2.400</w:t>
+      </w:r>
+      <w:r>
+        <w:br/>
+        <w:t>0.063, 0.229, 2.400</w:t>
+      </w:r>
+      <w:r>
+        <w:br/>
+      </w:r>
+      <w:r>
+        <w:lastRenderedPageBreak/>
+        <w:t>0.027, 0.229, 2.400</w:t>
+      </w:r>
+      <w:r>
+        <w:br/>
+        <w:t>-0.070, 0.141, 2.400</w:t>
+      </w:r>
+      <w:r>
+        <w:br/>
+        <w:t>-0.103, 0.000, 2.400</w:t>
+      </w:r>
+      <w:r>
+        <w:br/>
+        <w:t>-0.070, -0.141, 2.400</w:t>
+      </w:r>
+      <w:r>
+        <w:br/>
+        <w:t>0.027, -0.229, 2.400</w:t>
+      </w:r>
+      <w:r>
+        <w:br/>
+        <w:t>0.063, -0.229, 2.400</w:t>
+      </w:r>
+      <w:r>
+        <w:br/>
+        <w:t>0.162, -0.141, 2.400</w:t>
+      </w:r>
+      <w:r>
+        <w:br/>
+        <w:t>0.190, 0.000, 2.600</w:t>
+      </w:r>
+      <w:r>
+        <w:br/>
+        <w:t>0.154, 0.134, 2.600</w:t>
+      </w:r>
+      <w:r>
+        <w:br/>
+        <w:t>0.060, 0.218, 2.600</w:t>
+      </w:r>
+      <w:r>
+        <w:br/>
+        <w:t>0.037, 0.218, 2.600</w:t>
+      </w:r>
+      <w:r>
+        <w:br/>
+        <w:t>-0.055, 0.134, 2.600</w:t>
+      </w:r>
+      <w:r>
+        <w:br/>
+        <w:t>-0.085, 0.000, 2.600</w:t>
+      </w:r>
+      <w:r>
+        <w:br/>
+        <w:t>-0.055, -0.134, 2.600</w:t>
+      </w:r>
+      <w:r>
+        <w:br/>
+        <w:t>0.037, -0.218, 2.600</w:t>
+      </w:r>
+      <w:r>
+        <w:br/>
+        <w:t>0.060, -0.218, 2.600</w:t>
+      </w:r>
+      <w:r>
+        <w:br/>
+        <w:t>0.154, -0.134, 2.600</w:t>
+      </w:r>
+      <w:r>
+        <w:br/>
+        <w:t>0.180, 0.000, 2.800</w:t>
+      </w:r>
+      <w:r>
+        <w:br/>
+        <w:t>0.146, 0.127, 2.800</w:t>
+      </w:r>
+      <w:r>
+        <w:br/>
+        <w:t>0.057, 0.207, 2.800</w:t>
+      </w:r>
+      <w:r>
+        <w:br/>
+        <w:t>0.047, 0.207, 2.800</w:t>
+      </w:r>
+      <w:r>
+        <w:br/>
+        <w:t>-0.040, 0.127, 2.800</w:t>
+      </w:r>
+      <w:r>
+        <w:br/>
+        <w:t>-0.068, 0.000, 2.800</w:t>
+      </w:r>
+      <w:r>
+        <w:br/>
+        <w:t>-0.040, -0.127, 2.800</w:t>
+      </w:r>
+      <w:r>
+        <w:br/>
+        <w:t>0.047, -0.207, 2.800</w:t>
+      </w:r>
+      <w:r>
+        <w:br/>
+        <w:t>0.057, -0.207, 2.800</w:t>
+      </w:r>
+      <w:r>
+        <w:br/>
+        <w:t>0.146, -0.127, 2.800</w:t>
+      </w:r>
+      <w:r>
+        <w:br/>
+        <w:t>0.150, 0.000, 3.000</w:t>
+      </w:r>
+      <w:r>
+        <w:br/>
+        <w:t>0.121, 0.106, 3.000</w:t>
+      </w:r>
+      <w:r>
+        <w:br/>
+        <w:t>0.046, 0.172, 3.000</w:t>
+      </w:r>
+      <w:r>
+        <w:br/>
+        <w:t>-0.046, 0.172, 3.000</w:t>
+      </w:r>
+      <w:r>
+        <w:br/>
+        <w:t>-0.121, 0.106, 3.000</w:t>
+      </w:r>
+      <w:r>
+        <w:br/>
+        <w:t>-0.150, 0.000, 3.000</w:t>
+      </w:r>
+      <w:r>
+        <w:br/>
+        <w:t>-0.121, -0.106, 3.000</w:t>
+      </w:r>
+      <w:r>
+        <w:br/>
+        <w:t>-0.046, -0.172, 3.000</w:t>
+      </w:r>
+      <w:r>
+        <w:br/>
+        <w:t>0.046, -0.172, 3.000</w:t>
+      </w:r>
+      <w:r>
+        <w:br/>
+        <w:t>0.121, -0.106, 3.000</w:t>
       </w:r>
     </w:p>
     <w:sectPr>
@@ -870,7 +1265,6 @@
   <w:style w:type="character" w:default="1" w:styleId="DefaultParagraphFont">
     <w:name w:val="Default Paragraph Font"/>
     <w:uiPriority w:val="1"/>
-    <w:semiHidden/>
     <w:unhideWhenUsed/>
   </w:style>
   <w:style w:type="table" w:default="1" w:styleId="TableNormal">

--- a/nodes.docx
+++ b/nodes.docx
@@ -4,652 +4,206 @@
   <w:body>
     <w:p>
       <w:r>
-        <w:t>0.300, 0.000, 0.000</w:t>
-      </w:r>
-      <w:r>
-        <w:br/>
-        <w:t>0.243, 0.212, 0.000</w:t>
-      </w:r>
-      <w:r>
-        <w:br/>
-        <w:t>0.093, 0.342, 0.000</w:t>
-      </w:r>
-      <w:r>
-        <w:br/>
-        <w:t>-0.093, 0.342, 0.000</w:t>
-      </w:r>
-      <w:r>
-        <w:br/>
-        <w:t>-0.243, 0.212, 0.000</w:t>
-      </w:r>
-      <w:r>
-        <w:br/>
-        <w:t>-0.300, 0.000, 0.000</w:t>
-      </w:r>
-      <w:r>
-        <w:br/>
-        <w:t>-0.243, -0.212, 0.000</w:t>
-      </w:r>
-      <w:r>
-        <w:br/>
-        <w:t>-0.093, -0.342, 0.000</w:t>
-      </w:r>
-      <w:r>
-        <w:br/>
-        <w:t>0.093, -0.342, 0.000</w:t>
-      </w:r>
-      <w:r>
-        <w:br/>
-        <w:t>0.243, -0.212, 0.000</w:t>
-      </w:r>
-      <w:r>
-        <w:br/>
-        <w:t>0.297, 0.000, 0.200</w:t>
-      </w:r>
-      <w:r>
-        <w:br/>
-        <w:t>0.239, 0.209, 0.200</w:t>
-      </w:r>
-      <w:r>
-        <w:br/>
-        <w:t>0.092, 0.337, 0.200</w:t>
-      </w:r>
-      <w:r>
-        <w:br/>
-        <w:t>-0.083, 0.337, 0.200</w:t>
-      </w:r>
-      <w:r>
-        <w:br/>
-        <w:t>-0.230, 0.209, 0.200</w:t>
-      </w:r>
-      <w:r>
-        <w:br/>
-        <w:t>-0.287, 0.000, 0.200</w:t>
-      </w:r>
-      <w:r>
-        <w:br/>
-        <w:t>-0.230, -0.209, 0.200</w:t>
-      </w:r>
-      <w:r>
-        <w:br/>
-        <w:t>-0.083, -0.337, 0.200</w:t>
-      </w:r>
-      <w:r>
-        <w:br/>
-        <w:t>0.092, -0.337, 0.200</w:t>
-      </w:r>
-      <w:r>
-        <w:br/>
-        <w:t>0.239, -0.209, 0.200</w:t>
-      </w:r>
-      <w:r>
-        <w:br/>
-        <w:t>0.293, 0.000, 0.400</w:t>
-      </w:r>
-      <w:r>
-        <w:br/>
-        <w:t>0.236, 0.206, 0.400</w:t>
-      </w:r>
-      <w:r>
-        <w:br/>
-        <w:t>0.091, 0.332, 0.400</w:t>
-      </w:r>
-      <w:r>
-        <w:br/>
-        <w:t>-0.073, 0.332, 0.400</w:t>
-      </w:r>
-      <w:r>
-        <w:br/>
-        <w:t>-0.217, 0.206, 0.400</w:t>
-      </w:r>
-      <w:r>
-        <w:br/>
-        <w:t>-0.273, 0.000, 0.400</w:t>
-      </w:r>
-      <w:r>
-        <w:br/>
-        <w:t>-0.217, -0.206, 0.400</w:t>
-      </w:r>
-      <w:r>
-        <w:br/>
-        <w:t>-0.073, -0.332, 0.400</w:t>
-      </w:r>
-      <w:r>
-        <w:br/>
-        <w:t>0.091, -0.332, 0.400</w:t>
-      </w:r>
-      <w:r>
-        <w:br/>
-        <w:t>0.236, -0.206, 0.400</w:t>
-      </w:r>
-      <w:r>
-        <w:br/>
-        <w:t>0.287, 0.000, 0.600</w:t>
-      </w:r>
-      <w:r>
-        <w:br/>
-        <w:t>0.232, 0.202, 0.600</w:t>
-      </w:r>
-      <w:r>
-        <w:br/>
-        <w:t>0.089, 0.326, 0.600</w:t>
-      </w:r>
-      <w:r>
-        <w:br/>
-        <w:t>-0.063, 0.326, 0.600</w:t>
-      </w:r>
-      <w:r>
-        <w:br/>
-        <w:t>-0.204, 0.202, 0.600</w:t>
-      </w:r>
-      <w:r>
-        <w:br/>
-        <w:t>-0.259, 0.000, 0.600</w:t>
-      </w:r>
-      <w:r>
-        <w:br/>
-        <w:t>-0.204, -0.202, 0.600</w:t>
-      </w:r>
-      <w:r>
-        <w:br/>
-        <w:t>-0.063, -0.326, 0.600</w:t>
-      </w:r>
-      <w:r>
-        <w:br/>
-        <w:t>0.089, -0.326, 0.600</w:t>
-      </w:r>
-      <w:r>
-        <w:br/>
-        <w:t>0.232, -0.202, 0.600</w:t>
-      </w:r>
-      <w:r>
-        <w:br/>
-        <w:t>0.280, 0.000, 0.800</w:t>
+        <w:t>0,5,5</w:t>
+      </w:r>
+      <w:r>
+        <w:br/>
+        <w:t>0,5,0</w:t>
+      </w:r>
+      <w:r>
+        <w:br/>
+        <w:t>0,-5,5</w:t>
+      </w:r>
+      <w:r>
+        <w:br/>
+        <w:t>0,-5,0</w:t>
+      </w:r>
+      <w:r>
+        <w:br/>
+        <w:t>0,0,2.5</w:t>
+      </w:r>
+      <w:r>
+        <w:br/>
+        <w:t>4,5,5</w:t>
+      </w:r>
+      <w:r>
+        <w:br/>
+        <w:t>4,5,0</w:t>
+      </w:r>
+      <w:r>
+        <w:br/>
+        <w:t>4,-5,5</w:t>
+      </w:r>
+      <w:r>
+        <w:br/>
+        <w:t>4,-5,0</w:t>
+      </w:r>
+      <w:r>
+        <w:br/>
+        <w:t>4,0,2.5</w:t>
+      </w:r>
+      <w:r>
+        <w:br/>
+        <w:t>8,5,5</w:t>
+      </w:r>
+      <w:r>
+        <w:br/>
+        <w:t>8,5,0</w:t>
+      </w:r>
+      <w:r>
+        <w:br/>
+        <w:t>8,-5,5</w:t>
+      </w:r>
+      <w:r>
+        <w:br/>
+        <w:t>8,-5,0</w:t>
+      </w:r>
+      <w:r>
+        <w:br/>
+        <w:t>8,0,2.5</w:t>
+      </w:r>
+      <w:r>
+        <w:br/>
+        <w:t>12,5,5</w:t>
+      </w:r>
+      <w:r>
+        <w:br/>
+        <w:t>12,5,0</w:t>
+      </w:r>
+      <w:r>
+        <w:br/>
+        <w:t>12,-5,5</w:t>
+      </w:r>
+      <w:r>
+        <w:br/>
+        <w:t>12,-5,0</w:t>
+      </w:r>
+      <w:r>
+        <w:br/>
+        <w:t>12,0,2.5</w:t>
+      </w:r>
+      <w:r>
+        <w:br/>
+        <w:t>16,5,5</w:t>
+      </w:r>
+      <w:r>
+        <w:br/>
+        <w:t>16,5,0</w:t>
+      </w:r>
+      <w:r>
+        <w:br/>
+        <w:t>16,-5,5</w:t>
+      </w:r>
+      <w:r>
+        <w:br/>
+        <w:t>16,-5,0</w:t>
+      </w:r>
+      <w:r>
+        <w:br/>
+        <w:t>16,0,2.5</w:t>
+      </w:r>
+      <w:r>
+        <w:br/>
+        <w:t>20,5,5</w:t>
+      </w:r>
+      <w:r>
+        <w:br/>
+        <w:t>20,5,0</w:t>
+      </w:r>
+      <w:r>
+        <w:br/>
+        <w:t>20,-5,5</w:t>
+      </w:r>
+      <w:r>
+        <w:br/>
+        <w:t>20,-5,0</w:t>
+      </w:r>
+      <w:r>
+        <w:br/>
+        <w:t>20,0,2.5</w:t>
+      </w:r>
+      <w:r>
+        <w:br/>
+        <w:t>24,5,5</w:t>
+      </w:r>
+      <w:r>
+        <w:br/>
+        <w:t>24,5,0</w:t>
+      </w:r>
+      <w:r>
+        <w:br/>
+        <w:t>24,-5,5</w:t>
+      </w:r>
+      <w:r>
+        <w:br/>
+        <w:t>24,-5,0</w:t>
+      </w:r>
+      <w:r>
+        <w:br/>
+        <w:t>24,0,2.5</w:t>
+      </w:r>
+      <w:r>
+        <w:br/>
+        <w:t>28,5,5</w:t>
+      </w:r>
+      <w:r>
+        <w:br/>
+        <w:t>28,5,0</w:t>
+      </w:r>
+      <w:r>
+        <w:br/>
+        <w:t>28,-5,5</w:t>
+      </w:r>
+      <w:r>
+        <w:br/>
+        <w:t>28,-5,0</w:t>
+      </w:r>
+      <w:r>
+        <w:br/>
+        <w:t>28,0,2.5</w:t>
+      </w:r>
+      <w:r>
+        <w:br/>
+        <w:t>32,5,5</w:t>
       </w:r>
       <w:r>
         <w:br/>
       </w:r>
       <w:r>
         <w:lastRenderedPageBreak/>
-        <w:t>0.226, 0.197, 0.800</w:t>
-      </w:r>
-      <w:r>
-        <w:br/>
-        <w:t>0.087, 0.318, 0.800</w:t>
-      </w:r>
-      <w:r>
-        <w:br/>
-        <w:t>-0.053, 0.318, 0.800</w:t>
-      </w:r>
-      <w:r>
-        <w:br/>
-        <w:t>-0.190, 0.197, 0.800</w:t>
-      </w:r>
-      <w:r>
-        <w:br/>
-        <w:t>-0.243, 0.000, 0.800</w:t>
-      </w:r>
-      <w:r>
-        <w:br/>
-        <w:t>-0.190, -0.197, 0.800</w:t>
-      </w:r>
-      <w:r>
-        <w:br/>
-        <w:t>-0.053, -0.318, 0.800</w:t>
-      </w:r>
-      <w:r>
-        <w:br/>
-        <w:t>0.087, -0.318, 0.800</w:t>
-      </w:r>
-      <w:r>
-        <w:br/>
-        <w:t>0.226, -0.197, 0.800</w:t>
-      </w:r>
-      <w:r>
-        <w:br/>
-        <w:t>0.270, 0.000, 1.000</w:t>
-      </w:r>
-      <w:r>
-        <w:br/>
-        <w:t>0.218, 0.190, 1.000</w:t>
-      </w:r>
-      <w:r>
-        <w:br/>
-        <w:t>0.084, 0.306, 1.000</w:t>
-      </w:r>
-      <w:r>
-        <w:br/>
-        <w:t>-0.043, 0.306, 1.000</w:t>
-      </w:r>
-      <w:r>
-        <w:br/>
-        <w:t>-0.175, 0.190, 1.000</w:t>
-      </w:r>
-      <w:r>
-        <w:br/>
-        <w:t>-0.225, 0.000, 1.000</w:t>
-      </w:r>
-      <w:r>
-        <w:br/>
-        <w:t>-0.175, -0.190, 1.000</w:t>
-      </w:r>
-      <w:r>
-        <w:br/>
-        <w:t>-0.043, -0.306, 1.000</w:t>
-      </w:r>
-      <w:r>
-        <w:br/>
-        <w:t>0.084, -0.306, 1.000</w:t>
-      </w:r>
-      <w:r>
-        <w:br/>
-        <w:t>0.218, -0.190, 1.000</w:t>
-      </w:r>
-      <w:r>
-        <w:br/>
-        <w:t>0.260, 0.000, 1.200</w:t>
-      </w:r>
-      <w:r>
-        <w:br/>
-        <w:t>0.210, 0.183, 1.200</w:t>
-      </w:r>
-      <w:r>
-        <w:br/>
-        <w:t>0.081, 0.295, 1.200</w:t>
-      </w:r>
-      <w:r>
-        <w:br/>
-        <w:t>-0.033, 0.295, 1.200</w:t>
-      </w:r>
-      <w:r>
-        <w:br/>
-        <w:t>-0.160, 0.183, 1.200</w:t>
-      </w:r>
-      <w:r>
-        <w:br/>
-        <w:t>-0.208, 0.000, 1.200</w:t>
-      </w:r>
-      <w:r>
-        <w:br/>
-        <w:t>-0.160, -0.183, 1.200</w:t>
-      </w:r>
-      <w:r>
-        <w:br/>
-        <w:t>-0.033, -0.295, 1.200</w:t>
-      </w:r>
-      <w:r>
-        <w:br/>
-        <w:t>0.081, -0.295, 1.200</w:t>
-      </w:r>
-      <w:r>
-        <w:br/>
-        <w:t>0.210, -0.183, 1.200</w:t>
-      </w:r>
-      <w:r>
-        <w:br/>
-        <w:t>0.250, 0.000, 1.400</w:t>
-      </w:r>
-      <w:r>
-        <w:br/>
-        <w:t>0.202, 0.176, 1.400</w:t>
-      </w:r>
-      <w:r>
-        <w:br/>
-        <w:t>0.078, 0.284, 1.400</w:t>
-      </w:r>
-      <w:r>
-        <w:br/>
-        <w:t>-0.023, 0.284, 1.400</w:t>
-      </w:r>
-      <w:r>
-        <w:br/>
-        <w:t>-0.145, 0.176, 1.400</w:t>
-      </w:r>
-      <w:r>
-        <w:br/>
-        <w:t>-0.190, 0.000, 1.400</w:t>
-      </w:r>
-      <w:r>
-        <w:br/>
-        <w:t>-0.145, -0.176, 1.400</w:t>
-      </w:r>
-      <w:r>
-        <w:br/>
-        <w:t>-0.023, -0.284, 1.400</w:t>
-      </w:r>
-      <w:r>
-        <w:br/>
-        <w:t>0.078, -0.284, 1.400</w:t>
-      </w:r>
-      <w:r>
-        <w:br/>
-        <w:t>0.202, -0.176, 1.400</w:t>
-      </w:r>
-      <w:r>
-        <w:br/>
-        <w:t>0.240, 0.000, 1.600</w:t>
-      </w:r>
-      <w:r>
-        <w:br/>
-        <w:t>0.194, 0.169, 1.600</w:t>
-      </w:r>
-      <w:r>
-        <w:br/>
-      </w:r>
-      <w:r>
-        <w:lastRenderedPageBreak/>
-        <w:t>0.075, 0.273, 1.600</w:t>
-      </w:r>
-      <w:r>
-        <w:br/>
-        <w:t>-0.013, 0.273, 1.600</w:t>
-      </w:r>
-      <w:r>
-        <w:br/>
-        <w:t>-0.130, 0.169, 1.600</w:t>
-      </w:r>
-      <w:r>
-        <w:br/>
-        <w:t>-0.173, 0.000, 1.600</w:t>
-      </w:r>
-      <w:r>
-        <w:br/>
-        <w:t>-0.130, -0.169, 1.600</w:t>
-      </w:r>
-      <w:r>
-        <w:br/>
-        <w:t>-0.013, -0.273, 1.600</w:t>
-      </w:r>
-      <w:r>
-        <w:br/>
-        <w:t>0.075, -0.273, 1.600</w:t>
-      </w:r>
-      <w:r>
-        <w:br/>
-        <w:t>0.194, -0.169, 1.600</w:t>
-      </w:r>
-      <w:r>
-        <w:br/>
-        <w:t>0.230, 0.000, 1.800</w:t>
-      </w:r>
-      <w:r>
-        <w:br/>
-        <w:t>0.186, 0.162, 1.800</w:t>
-      </w:r>
-      <w:r>
-        <w:br/>
-        <w:t>0.072, 0.262, 1.800</w:t>
-      </w:r>
-      <w:r>
-        <w:br/>
-        <w:t>-0.003, 0.262, 1.800</w:t>
-      </w:r>
-      <w:r>
-        <w:br/>
-        <w:t>-0.115, 0.162, 1.800</w:t>
-      </w:r>
-      <w:r>
-        <w:br/>
-        <w:t>-0.155, 0.000, 1.800</w:t>
-      </w:r>
-      <w:r>
-        <w:br/>
-        <w:t>-0.115, -0.162, 1.800</w:t>
-      </w:r>
-      <w:r>
-        <w:br/>
-        <w:t>-0.003, -0.262, 1.800</w:t>
-      </w:r>
-      <w:r>
-        <w:br/>
-        <w:t>0.072, -0.262, 1.800</w:t>
-      </w:r>
-      <w:r>
-        <w:br/>
-        <w:t>0.186, -0.162, 1.800</w:t>
-      </w:r>
-      <w:r>
-        <w:br/>
-        <w:t>0.220, 0.000, 2.000</w:t>
-      </w:r>
-      <w:r>
-        <w:br/>
-        <w:t>0.178, 0.155, 2.000</w:t>
-      </w:r>
-      <w:r>
-        <w:br/>
-        <w:t>0.069, 0.251, 2.000</w:t>
-      </w:r>
-      <w:r>
-        <w:br/>
-        <w:t>0.007, 0.251, 2.000</w:t>
-      </w:r>
-      <w:r>
-        <w:br/>
-        <w:t>-0.100, 0.155, 2.000</w:t>
-      </w:r>
-      <w:r>
-        <w:br/>
-        <w:t>-0.138, 0.000, 2.000</w:t>
-      </w:r>
-      <w:r>
-        <w:br/>
-        <w:t>-0.100, -0.155, 2.000</w:t>
-      </w:r>
-      <w:r>
-        <w:br/>
-        <w:t>0.007, -0.251, 2.000</w:t>
-      </w:r>
-      <w:r>
-        <w:br/>
-        <w:t>0.069, -0.251, 2.000</w:t>
-      </w:r>
-      <w:r>
-        <w:br/>
-        <w:t>0.178, -0.155, 2.000</w:t>
-      </w:r>
-      <w:r>
-        <w:br/>
-        <w:t>0.210, 0.000, 2.200</w:t>
-      </w:r>
-      <w:r>
-        <w:br/>
-        <w:t>0.170, 0.148, 2.200</w:t>
-      </w:r>
-      <w:r>
-        <w:br/>
-        <w:t>0.066, 0.240, 2.200</w:t>
-      </w:r>
-      <w:r>
-        <w:br/>
-        <w:t>0.017, 0.240, 2.200</w:t>
-      </w:r>
-      <w:r>
-        <w:br/>
-        <w:t>-0.085, 0.148, 2.200</w:t>
-      </w:r>
-      <w:r>
-        <w:br/>
-        <w:t>-0.120, 0.000, 2.200</w:t>
-      </w:r>
-      <w:r>
-        <w:br/>
-        <w:t>-0.085, -0.148, 2.200</w:t>
-      </w:r>
-      <w:r>
-        <w:br/>
-        <w:t>0.017, -0.240, 2.200</w:t>
-      </w:r>
-      <w:r>
-        <w:br/>
-        <w:t>0.066, -0.240, 2.200</w:t>
-      </w:r>
-      <w:r>
-        <w:br/>
-        <w:t>0.170, -0.148, 2.200</w:t>
-      </w:r>
-      <w:r>
-        <w:br/>
-        <w:t>0.200, 0.000, 2.400</w:t>
-      </w:r>
-      <w:r>
-        <w:br/>
-        <w:t>0.162, 0.141, 2.400</w:t>
-      </w:r>
-      <w:r>
-        <w:br/>
-        <w:t>0.063, 0.229, 2.400</w:t>
-      </w:r>
-      <w:r>
-        <w:br/>
-      </w:r>
-      <w:r>
-        <w:lastRenderedPageBreak/>
-        <w:t>0.027, 0.229, 2.400</w:t>
-      </w:r>
-      <w:r>
-        <w:br/>
-        <w:t>-0.070, 0.141, 2.400</w:t>
-      </w:r>
-      <w:r>
-        <w:br/>
-        <w:t>-0.103, 0.000, 2.400</w:t>
-      </w:r>
-      <w:r>
-        <w:br/>
-        <w:t>-0.070, -0.141, 2.400</w:t>
-      </w:r>
-      <w:r>
-        <w:br/>
-        <w:t>0.027, -0.229, 2.400</w:t>
-      </w:r>
-      <w:r>
-        <w:br/>
-        <w:t>0.063, -0.229, 2.400</w:t>
-      </w:r>
-      <w:r>
-        <w:br/>
-        <w:t>0.162, -0.141, 2.400</w:t>
-      </w:r>
-      <w:r>
-        <w:br/>
-        <w:t>0.190, 0.000, 2.600</w:t>
-      </w:r>
-      <w:r>
-        <w:br/>
-        <w:t>0.154, 0.134, 2.600</w:t>
-      </w:r>
-      <w:r>
-        <w:br/>
-        <w:t>0.060, 0.218, 2.600</w:t>
-      </w:r>
-      <w:r>
-        <w:br/>
-        <w:t>0.037, 0.218, 2.600</w:t>
-      </w:r>
-      <w:r>
-        <w:br/>
-        <w:t>-0.055, 0.134, 2.600</w:t>
-      </w:r>
-      <w:r>
-        <w:br/>
-        <w:t>-0.085, 0.000, 2.600</w:t>
-      </w:r>
-      <w:r>
-        <w:br/>
-        <w:t>-0.055, -0.134, 2.600</w:t>
-      </w:r>
-      <w:r>
-        <w:br/>
-        <w:t>0.037, -0.218, 2.600</w:t>
-      </w:r>
-      <w:r>
-        <w:br/>
-        <w:t>0.060, -0.218, 2.600</w:t>
-      </w:r>
-      <w:r>
-        <w:br/>
-        <w:t>0.154, -0.134, 2.600</w:t>
-      </w:r>
-      <w:r>
-        <w:br/>
-        <w:t>0.180, 0.000, 2.800</w:t>
-      </w:r>
-      <w:r>
-        <w:br/>
-        <w:t>0.146, 0.127, 2.800</w:t>
-      </w:r>
-      <w:r>
-        <w:br/>
-        <w:t>0.057, 0.207, 2.800</w:t>
-      </w:r>
-      <w:r>
-        <w:br/>
-        <w:t>0.047, 0.207, 2.800</w:t>
-      </w:r>
-      <w:r>
-        <w:br/>
-        <w:t>-0.040, 0.127, 2.800</w:t>
-      </w:r>
-      <w:r>
-        <w:br/>
-        <w:t>-0.068, 0.000, 2.800</w:t>
-      </w:r>
-      <w:r>
-        <w:br/>
-        <w:t>-0.040, -0.127, 2.800</w:t>
-      </w:r>
-      <w:r>
-        <w:br/>
-        <w:t>0.047, -0.207, 2.800</w:t>
-      </w:r>
-      <w:r>
-        <w:br/>
-        <w:t>0.057, -0.207, 2.800</w:t>
-      </w:r>
-      <w:r>
-        <w:br/>
-        <w:t>0.146, -0.127, 2.800</w:t>
-      </w:r>
-      <w:r>
-        <w:br/>
-        <w:t>0.150, 0.000, 3.000</w:t>
-      </w:r>
-      <w:r>
-        <w:br/>
-        <w:t>0.121, 0.106, 3.000</w:t>
-      </w:r>
-      <w:r>
-        <w:br/>
-        <w:t>0.046, 0.172, 3.000</w:t>
-      </w:r>
-      <w:r>
-        <w:br/>
-        <w:t>-0.046, 0.172, 3.000</w:t>
-      </w:r>
-      <w:r>
-        <w:br/>
-        <w:t>-0.121, 0.106, 3.000</w:t>
-      </w:r>
-      <w:r>
-        <w:br/>
-        <w:t>-0.150, 0.000, 3.000</w:t>
-      </w:r>
-      <w:r>
-        <w:br/>
-        <w:t>-0.121, -0.106, 3.000</w:t>
-      </w:r>
-      <w:r>
-        <w:br/>
-        <w:t>-0.046, -0.172, 3.000</w:t>
-      </w:r>
-      <w:r>
-        <w:br/>
-        <w:t>0.046, -0.172, 3.000</w:t>
-      </w:r>
-      <w:r>
-        <w:br/>
-        <w:t>0.121, -0.106, 3.000</w:t>
+        <w:t>32,5,0</w:t>
+      </w:r>
+      <w:r>
+        <w:br/>
+        <w:t>32,-5,5</w:t>
+      </w:r>
+      <w:r>
+        <w:br/>
+        <w:t>32,-5,0</w:t>
+      </w:r>
+      <w:r>
+        <w:br/>
+        <w:t>32,0,2.5</w:t>
+      </w:r>
+      <w:r>
+        <w:br/>
+        <w:t>36,5,5</w:t>
+      </w:r>
+      <w:r>
+        <w:br/>
+        <w:t>36,5,0</w:t>
+      </w:r>
+      <w:r>
+        <w:br/>
+        <w:t>36,-5,5</w:t>
+      </w:r>
+      <w:r>
+        <w:br/>
+        <w:t>36,-5,0</w:t>
+      </w:r>
+      <w:r>
+        <w:br/>
+        <w:t>36,0,2.5</w:t>
       </w:r>
     </w:p>
     <w:sectPr>
